--- a/3.-DOCUMENTACION/2.-CU_MesaPass/7.-Gestión de Consumos/CU018_RegistrarConsumoQR.docx
+++ b/3.-DOCUMENTACION/2.-CU_MesaPass/7.-Gestión de Consumos/CU018_RegistrarConsumoQR.docx
@@ -123,22 +123,8 @@
           <w:iCs/>
           <w:sz w:val="32"/>
         </w:rPr>
-        <w:t xml:space="preserve">Registrar Consumo de </w:t>
-      </w:r>
-      <w:r>
-        <w:rPr>
-          <w:rFonts w:cs="Arial"/>
-          <w:i/>
-          <w:iCs/>
-          <w:sz w:val="32"/>
-        </w:rPr>
-        <w:t>mediante QR</w:t>
-      </w:r>
-    </w:p>
-    <w:p>
-      <w:pPr>
-        <w:jc w:val="right"/>
-      </w:pPr>
+        <w:t>Registrar Consumo mediante Código QR</w:t>
+      </w:r>
     </w:p>
     <w:p>
       <w:pPr>
@@ -570,13 +556,7 @@
               <w:rPr>
                 <w:sz w:val="18"/>
               </w:rPr>
-              <w:t xml:space="preserve">Registrar Consumo de </w:t>
-            </w:r>
-            <w:r>
-              <w:rPr>
-                <w:sz w:val="18"/>
-              </w:rPr>
-              <w:t>mediante Código QR</w:t>
+              <w:t>Registrar Consumo mediante Código QR</w:t>
             </w:r>
           </w:p>
         </w:tc>
@@ -636,6 +616,12 @@
                 <w:sz w:val="18"/>
               </w:rPr>
               <w:instrText xml:space="preserve"> \* MERGEFORMAT </w:instrText>
+            </w:r>
+            <w:r>
+              <w:rPr>
+                <w:smallCaps/>
+                <w:sz w:val="18"/>
+              </w:rPr>
             </w:r>
             <w:r>
               <w:rPr>
@@ -4818,7 +4804,10 @@
       <w:bookmarkStart w:id="1" w:name="_Toc425054504"/>
       <w:bookmarkStart w:id="2" w:name="_Toc423410238"/>
       <w:r>
-        <w:t>Registrar Consumo de mediante QR</w:t>
+        <w:t xml:space="preserve">Registrar Consumo mediante Código </w:t>
+      </w:r>
+      <w:r>
+        <w:t>QR</w:t>
       </w:r>
       <w:bookmarkEnd w:id="0"/>
     </w:p>
@@ -4864,21 +4853,7 @@
         <w:rPr>
           <w:color w:val="000000"/>
         </w:rPr>
-        <w:t xml:space="preserve">Permite registrar de forma automática el consumo de comida de un empleado mediante la validación de un código QR en el sistema </w:t>
-      </w:r>
-      <w:proofErr w:type="spellStart"/>
-      <w:r>
-        <w:rPr>
-          <w:color w:val="000000"/>
-        </w:rPr>
-        <w:t>MesaPass</w:t>
-      </w:r>
-      <w:proofErr w:type="spellEnd"/>
-      <w:r>
-        <w:rPr>
-          <w:color w:val="000000"/>
-        </w:rPr>
-        <w:t>. El proceso es ejecutado por el restaurante dentro de la plataforma, donde el sistema valida la información del empleado, verifica la existencia de un convenio activo y registra el consumo en la base de datos.</w:t>
+        <w:t>Permite registrar de forma automática el consumo de comida de un empleado mediante la validación de un código QR en el sistema MesaPass. El proceso es ejecutado por el restaurante dentro de la plataforma, donde el sistema valida la información del empleado, verifica la existencia de un convenio activo y registra el consumo en la base de datos.</w:t>
       </w:r>
     </w:p>
     <w:p>
@@ -5088,25 +5063,7 @@
           <w:color w:val="000000"/>
           <w:lang w:val="es-ES" w:eastAsia="en-US"/>
         </w:rPr>
-        <w:t xml:space="preserve">Sistema </w:t>
-      </w:r>
-      <w:proofErr w:type="spellStart"/>
-      <w:r>
-        <w:rPr>
-          <w:b/>
-          <w:color w:val="000000"/>
-          <w:lang w:val="es-ES" w:eastAsia="en-US"/>
-        </w:rPr>
-        <w:t>MesaPass</w:t>
-      </w:r>
-      <w:proofErr w:type="spellEnd"/>
-      <w:r>
-        <w:rPr>
-          <w:b/>
-          <w:color w:val="000000"/>
-          <w:lang w:val="es-ES" w:eastAsia="en-US"/>
-        </w:rPr>
-        <w:t>:</w:t>
+        <w:t>Sistema MesaPass:</w:t>
       </w:r>
       <w:r>
         <w:rPr>
@@ -5177,23 +5134,7 @@
           <w:rStyle w:val="Textoennegrita"/>
           <w:b w:val="0"/>
         </w:rPr>
-        <w:t xml:space="preserve">En este caso de uso intervienen directamente el empleado, el restaurante y el sistema </w:t>
-      </w:r>
-      <w:proofErr w:type="spellStart"/>
-      <w:r>
-        <w:rPr>
-          <w:rStyle w:val="Textoennegrita"/>
-          <w:b w:val="0"/>
-        </w:rPr>
-        <w:t>MesaPass</w:t>
-      </w:r>
-      <w:proofErr w:type="spellEnd"/>
-      <w:r>
-        <w:rPr>
-          <w:rStyle w:val="Textoennegrita"/>
-          <w:b w:val="0"/>
-        </w:rPr>
-        <w:t>, quienes ejecutan el proceso de registro de consumo mediante la validación de un código QR. Adicionalmente, participan de forma indirecta actores como el administrador, el administrador de la empresa y el usuario, quienes previamente configuran la información necesaria, como el registro de empleados, restaurantes, convenios y cuentas dentro del sistema.</w:t>
+        <w:t>En este caso de uso intervienen directamente el empleado, el restaurante y el sistema MesaPass, quienes ejecutan el proceso de registro de consumo mediante la validación de un código QR. Adicionalmente, participan de forma indirecta actores como el administrador, el administrador de la empresa y el usuario, quienes previamente configuran la información necesaria, como el registro de empleados, restaurantes, convenios y cuentas dentro del sistema.</w:t>
       </w:r>
     </w:p>
     <w:p>
@@ -5270,21 +5211,7 @@
         <w:rPr>
           <w:rStyle w:val="Textoennegrita"/>
         </w:rPr>
-        <w:t xml:space="preserve">Sistema </w:t>
-      </w:r>
-      <w:proofErr w:type="spellStart"/>
-      <w:r>
-        <w:rPr>
-          <w:rStyle w:val="Textoennegrita"/>
-        </w:rPr>
-        <w:t>MesaPass</w:t>
-      </w:r>
-      <w:proofErr w:type="spellEnd"/>
-      <w:r>
-        <w:rPr>
-          <w:rStyle w:val="Textoennegrita"/>
-        </w:rPr>
-        <w:t xml:space="preserve">: </w:t>
+        <w:t xml:space="preserve">Sistema MesaPass: </w:t>
       </w:r>
       <w:r>
         <w:rPr>
@@ -5305,19 +5232,11 @@
           <w:rStyle w:val="Textoennegrita"/>
         </w:rPr>
       </w:pPr>
-      <w:proofErr w:type="spellStart"/>
       <w:r>
         <w:rPr>
           <w:rStyle w:val="Textoennegrita"/>
         </w:rPr>
-        <w:t>Admin</w:t>
-      </w:r>
-      <w:proofErr w:type="spellEnd"/>
-      <w:r>
-        <w:rPr>
-          <w:rStyle w:val="Textoennegrita"/>
-        </w:rPr>
-        <w:t xml:space="preserve">: </w:t>
+        <w:t xml:space="preserve">Admin: </w:t>
       </w:r>
       <w:r>
         <w:rPr>
@@ -5342,21 +5261,7 @@
         <w:rPr>
           <w:rStyle w:val="Textoennegrita"/>
         </w:rPr>
-        <w:t xml:space="preserve">Company </w:t>
-      </w:r>
-      <w:proofErr w:type="spellStart"/>
-      <w:r>
-        <w:rPr>
-          <w:rStyle w:val="Textoennegrita"/>
-        </w:rPr>
-        <w:t>Admin</w:t>
-      </w:r>
-      <w:proofErr w:type="spellEnd"/>
-      <w:r>
-        <w:rPr>
-          <w:rStyle w:val="Textoennegrita"/>
-        </w:rPr>
-        <w:t xml:space="preserve">: </w:t>
+        <w:t xml:space="preserve">Company Admin: </w:t>
       </w:r>
       <w:r>
         <w:rPr>
@@ -5482,19 +5387,14 @@
       <w:bookmarkEnd w:id="17"/>
     </w:p>
     <w:p>
-      <w:bookmarkStart w:id="18" w:name="_Toc296587032"/>
-      <w:bookmarkStart w:id="19" w:name="_Toc535910788"/>
-      <w:r>
-        <w:t>5.1 Flujo Básico</w:t>
-      </w:r>
-    </w:p>
-    <w:p>
       <w:pPr>
         <w:numPr>
           <w:ilvl w:val="0"/>
           <w:numId w:val="8"/>
         </w:numPr>
       </w:pPr>
+      <w:bookmarkStart w:id="18" w:name="_Toc296587032"/>
+      <w:bookmarkStart w:id="19" w:name="_Toc535910788"/>
       <w:r>
         <w:t>El caso de uso inicia cuando el Empleado presenta su código QR en el restaurante.</w:t>
       </w:r>
@@ -5507,15 +5407,7 @@
         </w:numPr>
       </w:pPr>
       <w:r>
-        <w:t xml:space="preserve">El Restaurante escanea el código QR utilizando la aplicación del sistema </w:t>
-      </w:r>
-      <w:proofErr w:type="spellStart"/>
-      <w:r>
-        <w:t>MesaPass</w:t>
-      </w:r>
-      <w:proofErr w:type="spellEnd"/>
-      <w:r>
-        <w:t>.</w:t>
+        <w:t>El Restaurante escanea el código QR utilizando la aplicación del sistema MesaPass.</w:t>
       </w:r>
     </w:p>
     <w:p>
@@ -5526,15 +5418,7 @@
         </w:numPr>
       </w:pPr>
       <w:r>
-        <w:t xml:space="preserve">El Sistema </w:t>
-      </w:r>
-      <w:proofErr w:type="spellStart"/>
-      <w:r>
-        <w:t>MesaPass</w:t>
-      </w:r>
-      <w:proofErr w:type="spellEnd"/>
-      <w:r>
-        <w:t> recibe el código QR y valida su autenticidad (verifica que corresponda a un empleado registrado).</w:t>
+        <w:t>El Sistema MesaPass recibe el código QR y valida su autenticidad (verifica que corresponda a un empleado registrado).</w:t>
       </w:r>
     </w:p>
     <w:p>
@@ -5889,7 +5773,23 @@
           <w:szCs w:val="20"/>
           <w:lang w:val="es-ES"/>
         </w:rPr>
-        <w:t>FA01. &lt; Primer Flujo Alterno &gt;</w:t>
+        <w:t xml:space="preserve">FA01. &lt; </w:t>
+      </w:r>
+      <w:r>
+        <w:rPr>
+          <w:sz w:val="20"/>
+          <w:szCs w:val="20"/>
+          <w:lang w:val="es-ES"/>
+        </w:rPr>
+        <w:t>QR inválido</w:t>
+      </w:r>
+      <w:r>
+        <w:rPr>
+          <w:sz w:val="20"/>
+          <w:szCs w:val="20"/>
+          <w:lang w:val="es-ES"/>
+        </w:rPr>
+        <w:t>&gt;</w:t>
       </w:r>
       <w:bookmarkEnd w:id="25"/>
       <w:bookmarkEnd w:id="26"/>
@@ -5958,7 +5858,23 @@
           <w:szCs w:val="20"/>
           <w:lang w:val="es-ES"/>
         </w:rPr>
-        <w:t>FA02. &lt; Segundo Flujo Alterno &gt;</w:t>
+        <w:t xml:space="preserve">FA02. &lt; </w:t>
+      </w:r>
+      <w:r>
+        <w:rPr>
+          <w:sz w:val="20"/>
+          <w:szCs w:val="20"/>
+          <w:lang w:val="es-ES"/>
+        </w:rPr>
+        <w:t>Convenio inexistente o inactivo</w:t>
+      </w:r>
+      <w:r>
+        <w:rPr>
+          <w:sz w:val="20"/>
+          <w:szCs w:val="20"/>
+          <w:lang w:val="es-ES"/>
+        </w:rPr>
+        <w:t>&gt;</w:t>
       </w:r>
       <w:bookmarkEnd w:id="31"/>
       <w:bookmarkEnd w:id="32"/>
@@ -6840,20 +6756,16 @@
           <w:sz w:val="24"/>
           <w:szCs w:val="24"/>
         </w:rPr>
-        <w:t xml:space="preserve"> UC01</w:t>
-      </w:r>
-      <w:r>
         <w:t xml:space="preserve"> </w:t>
       </w:r>
-      <w:r>
-        <w:rPr>
-          <w:i w:val="0"/>
+      <w:bookmarkEnd w:id="59"/>
+      <w:r>
+        <w:rPr>
           <w:sz w:val="24"/>
           <w:szCs w:val="24"/>
         </w:rPr>
-        <w:t>Registrar Consumo de mediante QR</w:t>
-      </w:r>
-      <w:bookmarkEnd w:id="59"/>
+        <w:t>CU018 Registrar Consumo mediante Código QR</w:t>
+      </w:r>
     </w:p>
     <w:p>
       <w:pPr>
@@ -7029,6 +6941,86 @@
     </w:p>
     <w:p>
       <w:pPr>
+        <w:rPr>
+          <w:rFonts w:cs="Arial"/>
+          <w:lang w:eastAsia="es-EC"/>
+        </w:rPr>
+      </w:pPr>
+    </w:p>
+    <w:p>
+      <w:pPr>
+        <w:rPr>
+          <w:rFonts w:cs="Arial"/>
+          <w:lang w:eastAsia="es-EC"/>
+        </w:rPr>
+      </w:pPr>
+    </w:p>
+    <w:p>
+      <w:pPr>
+        <w:rPr>
+          <w:rFonts w:cs="Arial"/>
+          <w:lang w:eastAsia="es-EC"/>
+        </w:rPr>
+      </w:pPr>
+    </w:p>
+    <w:p>
+      <w:pPr>
+        <w:rPr>
+          <w:rFonts w:cs="Arial"/>
+          <w:lang w:eastAsia="es-EC"/>
+        </w:rPr>
+      </w:pPr>
+    </w:p>
+    <w:p>
+      <w:pPr>
+        <w:rPr>
+          <w:rFonts w:cs="Arial"/>
+          <w:lang w:eastAsia="es-EC"/>
+        </w:rPr>
+      </w:pPr>
+    </w:p>
+    <w:p>
+      <w:pPr>
+        <w:rPr>
+          <w:rFonts w:cs="Arial"/>
+          <w:lang w:eastAsia="es-EC"/>
+        </w:rPr>
+      </w:pPr>
+    </w:p>
+    <w:p>
+      <w:pPr>
+        <w:rPr>
+          <w:rFonts w:cs="Arial"/>
+          <w:lang w:eastAsia="es-EC"/>
+        </w:rPr>
+      </w:pPr>
+    </w:p>
+    <w:p>
+      <w:pPr>
+        <w:rPr>
+          <w:rFonts w:cs="Arial"/>
+          <w:lang w:eastAsia="es-EC"/>
+        </w:rPr>
+      </w:pPr>
+    </w:p>
+    <w:p>
+      <w:pPr>
+        <w:rPr>
+          <w:rFonts w:cs="Arial"/>
+          <w:lang w:eastAsia="es-EC"/>
+        </w:rPr>
+      </w:pPr>
+    </w:p>
+    <w:p>
+      <w:pPr>
+        <w:rPr>
+          <w:rFonts w:cs="Arial"/>
+          <w:sz w:val="16"/>
+        </w:rPr>
+      </w:pPr>
+    </w:p>
+    <w:p>
+      <w:pPr>
         <w:pStyle w:val="Ttulo1"/>
         <w:tabs>
           <w:tab w:val="left" w:pos="425"/>
@@ -7037,56 +7029,50 @@
       </w:pPr>
       <w:bookmarkStart w:id="61" w:name="_Toc227178538"/>
       <w:r>
+        <w:lastRenderedPageBreak/>
         <w:t>Anexos</w:t>
       </w:r>
+      <w:bookmarkStart w:id="62" w:name="_Toc296587057"/>
       <w:bookmarkEnd w:id="60"/>
       <w:bookmarkEnd w:id="61"/>
     </w:p>
     <w:p>
-      <w:bookmarkStart w:id="62" w:name="_Toc296587057"/>
-    </w:p>
-    <w:p/>
-    <w:p/>
-    <w:p>
       <w:pPr>
         <w:pStyle w:val="Ttulo2"/>
-        <w:numPr>
-          <w:ilvl w:val="0"/>
-          <w:numId w:val="0"/>
-        </w:numPr>
         <w:tabs>
           <w:tab w:val="left" w:pos="425"/>
         </w:tabs>
         <w:spacing w:before="200"/>
-        <w:ind w:left="425"/>
         <w:rPr>
           <w:i w:val="0"/>
           <w:sz w:val="24"/>
           <w:szCs w:val="24"/>
         </w:rPr>
       </w:pPr>
-    </w:p>
-    <w:p>
-      <w:pPr>
-        <w:pStyle w:val="Ttulo2"/>
-        <w:tabs>
-          <w:tab w:val="left" w:pos="425"/>
-        </w:tabs>
-        <w:spacing w:before="200"/>
+      <w:bookmarkStart w:id="63" w:name="_Toc227178539"/>
+      <w:r>
         <w:rPr>
           <w:i w:val="0"/>
           <w:sz w:val="24"/>
           <w:szCs w:val="24"/>
         </w:rPr>
-      </w:pPr>
-      <w:bookmarkStart w:id="63" w:name="_Toc227178539"/>
+        <w:t xml:space="preserve">Anexo 01. &lt; </w:t>
+      </w:r>
       <w:r>
         <w:rPr>
           <w:i w:val="0"/>
           <w:sz w:val="24"/>
           <w:szCs w:val="24"/>
         </w:rPr>
-        <w:t>Anexo 01. &lt; Anexo uno &gt;</w:t>
+        <w:t>Diagrama de Estados</w:t>
+      </w:r>
+      <w:r>
+        <w:rPr>
+          <w:i w:val="0"/>
+          <w:sz w:val="24"/>
+          <w:szCs w:val="24"/>
+        </w:rPr>
+        <w:t xml:space="preserve"> &gt;</w:t>
       </w:r>
       <w:bookmarkEnd w:id="62"/>
       <w:bookmarkEnd w:id="63"/>
@@ -7114,10 +7100,213 @@
           <w:lang w:val="es-ES_tradnl"/>
         </w:rPr>
       </w:pPr>
+      <w:r>
+        <w:rPr>
+          <w:b/>
+          <w:bCs/>
+          <w:sz w:val="36"/>
+        </w:rPr>
+        <w:drawing>
+          <wp:inline distT="0" distB="0" distL="0" distR="0" wp14:anchorId="6D47BD3C" wp14:editId="43BE17E5">
+            <wp:extent cx="3603581" cy="7124700"/>
+            <wp:effectExtent l="0" t="0" r="0" b="0"/>
+            <wp:docPr id="1030" name="Picture 6">
+              <a:extLst xmlns:a="http://schemas.openxmlformats.org/drawingml/2006/main">
+                <a:ext uri="{FF2B5EF4-FFF2-40B4-BE49-F238E27FC236}">
+                  <a16:creationId xmlns:a16="http://schemas.microsoft.com/office/drawing/2014/main" id="{F7ADB867-DFCB-4F2F-9443-D6887CD4BE12}"/>
+                </a:ext>
+              </a:extLst>
+            </wp:docPr>
+            <wp:cNvGraphicFramePr>
+              <a:graphicFrameLocks xmlns:a="http://schemas.openxmlformats.org/drawingml/2006/main" noChangeAspect="1"/>
+            </wp:cNvGraphicFramePr>
+            <a:graphic xmlns:a="http://schemas.openxmlformats.org/drawingml/2006/main">
+              <a:graphicData uri="http://schemas.openxmlformats.org/drawingml/2006/picture">
+                <pic:pic xmlns:pic="http://schemas.openxmlformats.org/drawingml/2006/picture">
+                  <pic:nvPicPr>
+                    <pic:cNvPr id="1030" name="Picture 6">
+                      <a:extLst>
+                        <a:ext uri="{FF2B5EF4-FFF2-40B4-BE49-F238E27FC236}">
+                          <a16:creationId xmlns:a16="http://schemas.microsoft.com/office/drawing/2014/main" id="{F7ADB867-DFCB-4F2F-9443-D6887CD4BE12}"/>
+                        </a:ext>
+                      </a:extLst>
+                    </pic:cNvPr>
+                    <pic:cNvPicPr>
+                      <a:picLocks noChangeAspect="1" noChangeArrowheads="1"/>
+                    </pic:cNvPicPr>
+                  </pic:nvPicPr>
+                  <pic:blipFill>
+                    <a:blip r:embed="rId10">
+                      <a:extLst>
+                        <a:ext uri="{28A0092B-C50C-407E-A947-70E740481C1C}">
+                          <a14:useLocalDpi xmlns:a14="http://schemas.microsoft.com/office/drawing/2010/main" val="0"/>
+                        </a:ext>
+                      </a:extLst>
+                    </a:blip>
+                    <a:srcRect/>
+                    <a:stretch>
+                      <a:fillRect/>
+                    </a:stretch>
+                  </pic:blipFill>
+                  <pic:spPr bwMode="auto">
+                    <a:xfrm>
+                      <a:off x="0" y="0"/>
+                      <a:ext cx="3607090" cy="7131637"/>
+                    </a:xfrm>
+                    <a:prstGeom prst="rect">
+                      <a:avLst/>
+                    </a:prstGeom>
+                    <a:noFill/>
+                  </pic:spPr>
+                </pic:pic>
+              </a:graphicData>
+            </a:graphic>
+          </wp:inline>
+        </w:drawing>
+      </w:r>
+    </w:p>
+    <w:p>
+      <w:pPr>
+        <w:pStyle w:val="Ttulo2"/>
+        <w:tabs>
+          <w:tab w:val="left" w:pos="425"/>
+        </w:tabs>
+        <w:spacing w:before="200"/>
+        <w:rPr>
+          <w:i w:val="0"/>
+          <w:sz w:val="24"/>
+          <w:szCs w:val="24"/>
+        </w:rPr>
+      </w:pPr>
+      <w:r>
+        <w:rPr>
+          <w:i w:val="0"/>
+          <w:sz w:val="24"/>
+          <w:szCs w:val="24"/>
+        </w:rPr>
+        <w:lastRenderedPageBreak/>
+        <w:t>Anexo 0</w:t>
+      </w:r>
+      <w:r>
+        <w:rPr>
+          <w:i w:val="0"/>
+          <w:sz w:val="24"/>
+          <w:szCs w:val="24"/>
+        </w:rPr>
+        <w:t>2</w:t>
+      </w:r>
+      <w:r>
+        <w:rPr>
+          <w:i w:val="0"/>
+          <w:sz w:val="24"/>
+          <w:szCs w:val="24"/>
+        </w:rPr>
+        <w:t xml:space="preserve">. &lt; </w:t>
+      </w:r>
+      <w:r>
+        <w:rPr>
+          <w:i w:val="0"/>
+          <w:sz w:val="24"/>
+          <w:szCs w:val="24"/>
+        </w:rPr>
+        <w:t xml:space="preserve">Diagrama de </w:t>
+      </w:r>
+      <w:r>
+        <w:rPr>
+          <w:i w:val="0"/>
+          <w:sz w:val="24"/>
+          <w:szCs w:val="24"/>
+        </w:rPr>
+        <w:t>Actividades</w:t>
+      </w:r>
+      <w:r>
+        <w:rPr>
+          <w:i w:val="0"/>
+          <w:sz w:val="24"/>
+          <w:szCs w:val="24"/>
+        </w:rPr>
+        <w:t xml:space="preserve"> &gt;</w:t>
+      </w:r>
+    </w:p>
+    <w:p>
+      <w:pPr>
+        <w:spacing w:before="100"/>
+        <w:jc w:val="center"/>
+        <w:rPr>
+          <w:b/>
+          <w:bCs/>
+          <w:sz w:val="36"/>
+          <w:lang w:val="es-ES_tradnl"/>
+        </w:rPr>
+      </w:pPr>
+      <w:r>
+        <w:rPr>
+          <w:b/>
+          <w:bCs/>
+          <w:sz w:val="36"/>
+        </w:rPr>
+        <w:drawing>
+          <wp:inline distT="0" distB="0" distL="0" distR="0" wp14:anchorId="06CD8365" wp14:editId="4C5E5136">
+            <wp:extent cx="5584825" cy="3497580"/>
+            <wp:effectExtent l="0" t="0" r="0" b="7620"/>
+            <wp:docPr id="1032" name="Picture 8">
+              <a:extLst xmlns:a="http://schemas.openxmlformats.org/drawingml/2006/main">
+                <a:ext uri="{FF2B5EF4-FFF2-40B4-BE49-F238E27FC236}">
+                  <a16:creationId xmlns:a16="http://schemas.microsoft.com/office/drawing/2014/main" id="{67339133-05DE-41D0-9BA4-A10FBF6C6079}"/>
+                </a:ext>
+              </a:extLst>
+            </wp:docPr>
+            <wp:cNvGraphicFramePr>
+              <a:graphicFrameLocks xmlns:a="http://schemas.openxmlformats.org/drawingml/2006/main" noChangeAspect="1"/>
+            </wp:cNvGraphicFramePr>
+            <a:graphic xmlns:a="http://schemas.openxmlformats.org/drawingml/2006/main">
+              <a:graphicData uri="http://schemas.openxmlformats.org/drawingml/2006/picture">
+                <pic:pic xmlns:pic="http://schemas.openxmlformats.org/drawingml/2006/picture">
+                  <pic:nvPicPr>
+                    <pic:cNvPr id="1032" name="Picture 8">
+                      <a:extLst>
+                        <a:ext uri="{FF2B5EF4-FFF2-40B4-BE49-F238E27FC236}">
+                          <a16:creationId xmlns:a16="http://schemas.microsoft.com/office/drawing/2014/main" id="{67339133-05DE-41D0-9BA4-A10FBF6C6079}"/>
+                        </a:ext>
+                      </a:extLst>
+                    </pic:cNvPr>
+                    <pic:cNvPicPr>
+                      <a:picLocks noChangeAspect="1" noChangeArrowheads="1"/>
+                    </pic:cNvPicPr>
+                  </pic:nvPicPr>
+                  <pic:blipFill>
+                    <a:blip r:embed="rId11">
+                      <a:extLst>
+                        <a:ext uri="{28A0092B-C50C-407E-A947-70E740481C1C}">
+                          <a14:useLocalDpi xmlns:a14="http://schemas.microsoft.com/office/drawing/2010/main" val="0"/>
+                        </a:ext>
+                      </a:extLst>
+                    </a:blip>
+                    <a:srcRect/>
+                    <a:stretch>
+                      <a:fillRect/>
+                    </a:stretch>
+                  </pic:blipFill>
+                  <pic:spPr bwMode="auto">
+                    <a:xfrm>
+                      <a:off x="0" y="0"/>
+                      <a:ext cx="5584825" cy="3497580"/>
+                    </a:xfrm>
+                    <a:prstGeom prst="rect">
+                      <a:avLst/>
+                    </a:prstGeom>
+                    <a:noFill/>
+                  </pic:spPr>
+                </pic:pic>
+              </a:graphicData>
+            </a:graphic>
+          </wp:inline>
+        </w:drawing>
+      </w:r>
     </w:p>
     <w:sectPr>
-      <w:headerReference w:type="default" r:id="rId10"/>
-      <w:footerReference w:type="default" r:id="rId11"/>
+      <w:headerReference w:type="default" r:id="rId12"/>
+      <w:footerReference w:type="default" r:id="rId13"/>
       <w:footnotePr>
         <w:pos w:val="beneathText"/>
       </w:footnotePr>
@@ -11810,7 +11999,6 @@
   <w:style w:type="character" w:default="1" w:styleId="Fuentedeprrafopredeter">
     <w:name w:val="Default Paragraph Font"/>
     <w:uiPriority w:val="1"/>
-    <w:semiHidden/>
     <w:unhideWhenUsed/>
   </w:style>
   <w:style w:type="table" w:default="1" w:styleId="Tablanormal">
